--- a/docs/files/f44_文雪_山东大学_奥克斯集团_电能-供应链专员-宁波（2027届）（采购）.docx
+++ b/docs/files/f44_文雪_山东大学_奥克斯集团_电能-供应链专员-宁波（2027届）（采购）.docx
@@ -945,7 +945,7 @@
                 <w:b w:val="0"/>
                 <w:sz w:val="21"/>
               </w:rPr>
-              <w:t>供应链专员（采购/供应商开发）</w:t>
+              <w:t>供应链专员</w:t>
             </w:r>
           </w:p>
         </w:tc>
@@ -1011,7 +1011,7 @@
                 <w:b w:val="0"/>
                 <w:sz w:val="21"/>
               </w:rPr>
-              <w:t xml:space="preserve">采购执行：用友U8上以账套主管走完请购到付款全流程，下单、入库、对账的单据流转逐笔理过；数据管控：用Excel搭台账并设三级校验，经手200+份材料零差错，能按周汇总执行数据供复盘；产能测算：在15个候选点、日均345单上做供需测算，输出可承接周末29.9%、促销日50.7%波动的布局方案；物料核验：店内数十种原辅料的到货点数、品种数量核对与日常盘点由我经手，临期原料及时报损</w:t>
+              <w:t>采购执行：用友U8上以账套主管走完请购到付款全流程，下单、入库、对账的单据流转逐笔理过；数据管控：用Excel搭台账并设三级校验，收集并逐份核对200+份材料零差错，能按周汇总执行数据供复盘；产能测算：在15个候选点、日均345单上做供需测算，输出可承接周末29.9%、促销日50.7%波动的布局方案；物料核验：店内数十种原辅料的到货点数、品种数量核对与日常盘点由我执行，临期原料及时报损</w:t>
             </w:r>
           </w:p>
         </w:tc>
@@ -4230,7 +4230,7 @@
                 <w:b w:val="0"/>
                 <w:sz w:val="21"/>
               </w:rPr>
-              <w:t>材料核验：经手200+份学员申报材料的收集与核对，用Excel搭分类台账、设三级校验，任职期间零差错</w:t>
+              <w:t>材料核验：收集并逐份核对200+份学员申报材料，用Excel搭分类台账、设三级校验，任职期间零差错</w:t>
             </w:r>
           </w:p>
           <w:p>

--- a/docs/files/f44_文雪_山东大学_奥克斯集团_电能-供应链专员-宁波（2027届）（采购）.docx
+++ b/docs/files/f44_文雪_山东大学_奥克斯集团_电能-供应链专员-宁波（2027届）（采购）.docx
@@ -547,7 +547,7 @@
                 <w:b w:val="0"/>
                 <w:sz w:val="21"/>
               </w:rPr>
-              <w:t>18658249341 ｜ 2631217547@qq.com ｜ 共青团员 ｜ 济南</w:t>
+              <w:t>18658249341 ｜ 2631217547@qq.com ｜ 共青团员 ｜ 宁波</w:t>
             </w:r>
           </w:p>
         </w:tc>
